--- a/downloads/documents/05 Materials/Unit 05/Slides/Slides 05.18 - Fashion Show Gallery and Reflection.docx
+++ b/downloads/documents/05 Materials/Unit 05/Slides/Slides 05.18 - Fashion Show Gallery and Reflection.docx
@@ -6,9 +6,9 @@
       <w:pPr>
         <w:pStyle w:val="Heading1"/>
       </w:pPr>
-      <w:bookmarkStart w:id="20" w:name="Xdcc72678b677a70c5de2dcef6e5efe6a48acb61"/>
-      <w:r>
-        <w:t xml:space="preserve">Slides 05.18: Fashion Show Gallery and Reflection</w:t>
+      <w:bookmarkStart w:id="20" w:name="X15590dd6d5a575b0e509804b9b247e874820039"/>
+      <w:r>
+        <w:t xml:space="preserve">Slides 5.18: Fashion Show Gallery and Reflection</w:t>
       </w:r>
       <w:bookmarkEnd w:id="20"/>
     </w:p>

--- a/downloads/documents/05 Materials/Unit 05/Slides/Slides 05.18 - Fashion Show Gallery and Reflection.docx
+++ b/downloads/documents/05 Materials/Unit 05/Slides/Slides 05.18 - Fashion Show Gallery and Reflection.docx
@@ -1134,49 +1134,49 @@
     <w:p>
       <w:pPr>
         <w:numPr>
+          <w:ilvl w:val="1"/>
+          <w:numId w:val="1018"/>
+        </w:numPr>
+        <w:pStyle w:val="Compact"/>
+      </w:pPr>
+      <w:r>
+        <w:t xml:space="preserve">What did your item start as? (b) What is it now?</w:t>
+      </w:r>
+    </w:p>
+    <w:p>
+      <w:pPr>
+        <w:numPr>
+          <w:ilvl w:val="1"/>
+          <w:numId w:val="1019"/>
+        </w:numPr>
+        <w:pStyle w:val="Compact"/>
+      </w:pPr>
+      <w:r>
+        <w:t xml:space="preserve">Which two stitches did you use? (b) Why those two for this item?</w:t>
+      </w:r>
+    </w:p>
+    <w:p>
+      <w:pPr>
+        <w:numPr>
+          <w:ilvl w:val="1"/>
+          <w:numId w:val="1020"/>
+        </w:numPr>
+        <w:pStyle w:val="Compact"/>
+      </w:pPr>
+      <w:r>
+        <w:t xml:space="preserve">What went wrong? (b) What did you do about it?</w:t>
+      </w:r>
+    </w:p>
+    <w:p>
+      <w:pPr>
+        <w:numPr>
           <w:ilvl w:val="0"/>
           <w:numId w:val="1017"/>
         </w:numPr>
         <w:pStyle w:val="Compact"/>
       </w:pPr>
       <w:r>
-        <w:t xml:space="preserve">What did your item start as, and what is it now?</w:t>
-      </w:r>
-    </w:p>
-    <w:p>
-      <w:pPr>
-        <w:numPr>
-          <w:ilvl w:val="0"/>
-          <w:numId w:val="1017"/>
-        </w:numPr>
-        <w:pStyle w:val="Compact"/>
-      </w:pPr>
-      <w:r>
-        <w:t xml:space="preserve">Which two stitches did you use, and why those two for this item?</w:t>
-      </w:r>
-    </w:p>
-    <w:p>
-      <w:pPr>
-        <w:numPr>
-          <w:ilvl w:val="0"/>
-          <w:numId w:val="1017"/>
-        </w:numPr>
-        <w:pStyle w:val="Compact"/>
-      </w:pPr>
-      <w:r>
-        <w:t xml:space="preserve">What went wrong, and what did you do about it?</w:t>
-      </w:r>
-    </w:p>
-    <w:p>
-      <w:pPr>
-        <w:numPr>
-          <w:ilvl w:val="0"/>
-          <w:numId w:val="1017"/>
-        </w:numPr>
-        <w:pStyle w:val="Compact"/>
-      </w:pPr>
-      <w:r>
-        <w:t xml:space="preserve">If you had two more days, what would you change, and what would you keep?</w:t>
+        <w:t xml:space="preserve">If you had two more days: (a) what would you change? (b) What would you keep?</w:t>
       </w:r>
     </w:p>
     <w:p>
@@ -1209,14 +1209,14 @@
         <w:t xml:space="preserve"> </w:t>
       </w:r>
       <w:r>
-        <w:t xml:space="preserve">evaluate your own use of the design process. Which step did you do well, and which did you skip?</w:t>
-      </w:r>
-    </w:p>
-    <w:p>
-      <w:pPr>
-        <w:numPr>
-          <w:ilvl w:val="0"/>
-          <w:numId w:val="1018"/>
+        <w:t xml:space="preserve">judge your own use of the design process. (a) Which step did you do well? (b) Which step did you skip?</w:t>
+      </w:r>
+    </w:p>
+    <w:p>
+      <w:pPr>
+        <w:numPr>
+          <w:ilvl w:val="0"/>
+          <w:numId w:val="1021"/>
         </w:numPr>
         <w:pStyle w:val="Compact"/>
       </w:pPr>
@@ -1405,7 +1405,7 @@
               <w:jc w:val="left"/>
             </w:pPr>
             <w:r>
-              <w:t xml:space="preserve">The plan sheet with my initials</w:t>
+              <w:t xml:space="preserve">The plan sheet with the teacher’s initials</w:t>
             </w:r>
           </w:p>
         </w:tc>
@@ -1639,7 +1639,7 @@
       <w:pPr>
         <w:numPr>
           <w:ilvl w:val="0"/>
-          <w:numId w:val="1019"/>
+          <w:numId w:val="1022"/>
         </w:numPr>
         <w:pStyle w:val="Compact"/>
       </w:pPr>
@@ -2052,6 +2052,118 @@
       </w:pPr>
     </w:lvl>
   </w:abstractNum>
+  <w:abstractNum w:abstractNumId="99731">
+    <w:nsid w:val="47261bad"/>
+    <w:multiLevelType w:val="multilevel"/>
+    <w:lvl w:ilvl="0">
+      <w:start w:val="1"/>
+      <w:numFmt w:val="lowerLetter"/>
+      <w:lvlText w:val="(%1)"/>
+      <w:lvlJc w:val="left"/>
+      <w:pPr>
+        <w:tabs>
+          <w:tab w:val="num" w:pos="0"/>
+        </w:tabs>
+        <w:ind w:left="480" w:hanging="480"/>
+      </w:pPr>
+    </w:lvl>
+    <w:lvl w:ilvl="1">
+      <w:start w:val="1"/>
+      <w:numFmt w:val="lowerLetter"/>
+      <w:lvlText w:val="(%2)"/>
+      <w:lvlJc w:val="left"/>
+      <w:pPr>
+        <w:tabs>
+          <w:tab w:val="num" w:pos="720"/>
+        </w:tabs>
+        <w:ind w:left="1200" w:hanging="480"/>
+      </w:pPr>
+    </w:lvl>
+    <w:lvl w:ilvl="2">
+      <w:start w:val="1"/>
+      <w:numFmt w:val="lowerLetter"/>
+      <w:lvlText w:val="(%3)"/>
+      <w:lvlJc w:val="left"/>
+      <w:pPr>
+        <w:tabs>
+          <w:tab w:val="num" w:pos="1440"/>
+        </w:tabs>
+        <w:ind w:left="1920" w:hanging="480"/>
+      </w:pPr>
+    </w:lvl>
+    <w:lvl w:ilvl="3">
+      <w:start w:val="1"/>
+      <w:numFmt w:val="lowerLetter"/>
+      <w:lvlText w:val="(%4)"/>
+      <w:lvlJc w:val="left"/>
+      <w:pPr>
+        <w:tabs>
+          <w:tab w:val="num" w:pos="2160"/>
+        </w:tabs>
+        <w:ind w:left="2640" w:hanging="480"/>
+      </w:pPr>
+    </w:lvl>
+    <w:lvl w:ilvl="4">
+      <w:start w:val="1"/>
+      <w:numFmt w:val="lowerLetter"/>
+      <w:lvlText w:val="(%5)"/>
+      <w:lvlJc w:val="left"/>
+      <w:pPr>
+        <w:tabs>
+          <w:tab w:val="num" w:pos="2880"/>
+        </w:tabs>
+        <w:ind w:left="3360" w:hanging="480"/>
+      </w:pPr>
+    </w:lvl>
+    <w:lvl w:ilvl="5">
+      <w:start w:val="1"/>
+      <w:numFmt w:val="lowerLetter"/>
+      <w:lvlText w:val="(%6)"/>
+      <w:lvlJc w:val="left"/>
+      <w:pPr>
+        <w:tabs>
+          <w:tab w:val="num" w:pos="3600"/>
+        </w:tabs>
+        <w:ind w:left="4080" w:hanging="480"/>
+      </w:pPr>
+    </w:lvl>
+    <w:lvl w:ilvl="6">
+      <w:start w:val="1"/>
+      <w:numFmt w:val="lowerLetter"/>
+      <w:lvlText w:val="(%7)"/>
+      <w:lvlJc w:val="left"/>
+      <w:pPr>
+        <w:tabs>
+          <w:tab w:val="num" w:pos="4320"/>
+        </w:tabs>
+        <w:ind w:left="4800" w:hanging="480"/>
+      </w:pPr>
+    </w:lvl>
+    <w:lvl w:ilvl="7">
+      <w:start w:val="1"/>
+      <w:numFmt w:val="lowerLetter"/>
+      <w:lvlText w:val="(%8)"/>
+      <w:lvlJc w:val="left"/>
+      <w:pPr>
+        <w:tabs>
+          <w:tab w:val="num" w:pos="5040"/>
+        </w:tabs>
+        <w:ind w:left="5520" w:hanging="480"/>
+      </w:pPr>
+    </w:lvl>
+    <w:lvl w:ilvl="8">
+      <w:start w:val="1"/>
+      <w:numFmt w:val="lowerLetter"/>
+      <w:lvlText w:val="(%9)"/>
+      <w:lvlJc w:val="left"/>
+      <w:pPr>
+        <w:tabs>
+          <w:tab w:val="num" w:pos="5760"/>
+        </w:tabs>
+        <w:ind w:left="6240" w:hanging="480"/>
+      </w:pPr>
+    </w:lvl>
+  </w:abstractNum>
   <w:num w:numId="1000">
     <w:abstractNumId w:val="990"/>
   </w:num>
@@ -2215,9 +2327,99 @@
     </w:lvlOverride>
   </w:num>
   <w:num w:numId="1018">
+    <w:abstractNumId w:val="99731"/>
+    <w:lvlOverride w:ilvl="0">
+      <w:startOverride w:val="1"/>
+    </w:lvlOverride>
+    <w:lvlOverride w:ilvl="1">
+      <w:startOverride w:val="1"/>
+    </w:lvlOverride>
+    <w:lvlOverride w:ilvl="2">
+      <w:startOverride w:val="1"/>
+    </w:lvlOverride>
+    <w:lvlOverride w:ilvl="3">
+      <w:startOverride w:val="1"/>
+    </w:lvlOverride>
+    <w:lvlOverride w:ilvl="4">
+      <w:startOverride w:val="1"/>
+    </w:lvlOverride>
+    <w:lvlOverride w:ilvl="5">
+      <w:startOverride w:val="1"/>
+    </w:lvlOverride>
+    <w:lvlOverride w:ilvl="6">
+      <w:startOverride w:val="1"/>
+    </w:lvlOverride>
+    <w:lvlOverride w:ilvl="7">
+      <w:startOverride w:val="1"/>
+    </w:lvlOverride>
+    <w:lvlOverride w:ilvl="8">
+      <w:startOverride w:val="1"/>
+    </w:lvlOverride>
+  </w:num>
+  <w:num w:numId="1019">
+    <w:abstractNumId w:val="99731"/>
+    <w:lvlOverride w:ilvl="0">
+      <w:startOverride w:val="1"/>
+    </w:lvlOverride>
+    <w:lvlOverride w:ilvl="1">
+      <w:startOverride w:val="1"/>
+    </w:lvlOverride>
+    <w:lvlOverride w:ilvl="2">
+      <w:startOverride w:val="1"/>
+    </w:lvlOverride>
+    <w:lvlOverride w:ilvl="3">
+      <w:startOverride w:val="1"/>
+    </w:lvlOverride>
+    <w:lvlOverride w:ilvl="4">
+      <w:startOverride w:val="1"/>
+    </w:lvlOverride>
+    <w:lvlOverride w:ilvl="5">
+      <w:startOverride w:val="1"/>
+    </w:lvlOverride>
+    <w:lvlOverride w:ilvl="6">
+      <w:startOverride w:val="1"/>
+    </w:lvlOverride>
+    <w:lvlOverride w:ilvl="7">
+      <w:startOverride w:val="1"/>
+    </w:lvlOverride>
+    <w:lvlOverride w:ilvl="8">
+      <w:startOverride w:val="1"/>
+    </w:lvlOverride>
+  </w:num>
+  <w:num w:numId="1020">
+    <w:abstractNumId w:val="99731"/>
+    <w:lvlOverride w:ilvl="0">
+      <w:startOverride w:val="1"/>
+    </w:lvlOverride>
+    <w:lvlOverride w:ilvl="1">
+      <w:startOverride w:val="1"/>
+    </w:lvlOverride>
+    <w:lvlOverride w:ilvl="2">
+      <w:startOverride w:val="1"/>
+    </w:lvlOverride>
+    <w:lvlOverride w:ilvl="3">
+      <w:startOverride w:val="1"/>
+    </w:lvlOverride>
+    <w:lvlOverride w:ilvl="4">
+      <w:startOverride w:val="1"/>
+    </w:lvlOverride>
+    <w:lvlOverride w:ilvl="5">
+      <w:startOverride w:val="1"/>
+    </w:lvlOverride>
+    <w:lvlOverride w:ilvl="6">
+      <w:startOverride w:val="1"/>
+    </w:lvlOverride>
+    <w:lvlOverride w:ilvl="7">
+      <w:startOverride w:val="1"/>
+    </w:lvlOverride>
+    <w:lvlOverride w:ilvl="8">
+      <w:startOverride w:val="1"/>
+    </w:lvlOverride>
+  </w:num>
+  <w:num w:numId="1021">
     <w:abstractNumId w:val="991"/>
   </w:num>
-  <w:num w:numId="1019">
+  <w:num w:numId="1022">
     <w:abstractNumId w:val="991"/>
   </w:num>
 </w:numbering>
